--- a/data/cvs/cv_40_EventMobi_Front_End_Engineer_-_Remote.docx
+++ b/data/cvs/cv_40_EventMobi_Front_End_Engineer_-_Remote.docx
@@ -86,7 +86,7 @@
         <w:rPr>
           <w:sz w:val="20"/>
         </w:rPr>
-        <w:t>Front End Engineer with a strong background in full-stack development and a passion for creating seamless user experiences. Skilled in React, TypeScript, and JavaScript, with a proven track record of building responsive and visually appealing interfaces. Experienced in designing and implementing scalable front-end systems, ensuring cross-device compatibility and performance optimisation. Excited to contribute to EventMobi's remote team, leveraging my skills to create engaging and accessible user interfaces.</w:t>
+        <w:t>Front End Engineer with a strong background in full-stack development and a passion for creating seamless user experiences. Skilled in React, TypeScript, and JavaScript, with a proven track record of delivering high-quality, responsive UIs. Experienced in building scalable front-end systems, integrating REST APIs, and collaborating in Agile environments. Excited to contribute to EventMobi's remote team, leveraging my skills for progressive web apps and large-scale applications.</w:t>
       </w:r>
     </w:p>
     <w:p>
@@ -137,7 +137,7 @@
         <w:rPr>
           <w:sz w:val="20"/>
         </w:rPr>
-        <w:t>React, Node.js, TypeScript, Django, Flask</w:t>
+        <w:t>React, Node.js, Django, Flask</w:t>
       </w:r>
     </w:p>
     <w:p>
@@ -155,7 +155,7 @@
         <w:rPr>
           <w:sz w:val="20"/>
         </w:rPr>
-        <w:t>PostgreSQL, MySQL, MongoDB, SQLite</w:t>
+        <w:t>PostgreSQL, MySQL, MongoDB</w:t>
       </w:r>
     </w:p>
     <w:p>
@@ -173,7 +173,7 @@
         <w:rPr>
           <w:sz w:val="20"/>
         </w:rPr>
-        <w:t>Pandas, NumPy, Data Visualisation, Statistical Analysis</w:t>
+        <w:t>Pandas, Data Visualisation</w:t>
       </w:r>
     </w:p>
     <w:p>
@@ -191,7 +191,7 @@
         <w:rPr>
           <w:sz w:val="20"/>
         </w:rPr>
-        <w:t>Prompt Engineering, LLM Evaluation, Data Annotation, Dataset Structuring</w:t>
+        <w:t>Prompt Engineering, LLM Evaluation</w:t>
       </w:r>
     </w:p>
     <w:p>
@@ -209,7 +209,7 @@
         <w:rPr>
           <w:sz w:val="20"/>
         </w:rPr>
-        <w:t>Web Scraping, REST APIs, Git, GitHub, Postman, VS Code, Jira, Trello, Slack, HubSpot, Figma, Docker</w:t>
+        <w:t>Web Scraping, REST APIs, Git, GitHub, Postman, VS Code, Jira, Slack</w:t>
       </w:r>
     </w:p>
     <w:p>
@@ -227,7 +227,7 @@
         <w:rPr>
           <w:sz w:val="20"/>
         </w:rPr>
-        <w:t>Oracle Cloud, Google Cloud Platform, CI/CD, Version Control</w:t>
+        <w:t>CI/CD, Oracle Cloud, Google Cloud Platform</w:t>
       </w:r>
     </w:p>
     <w:p>
@@ -245,7 +245,7 @@
         <w:rPr>
           <w:sz w:val="20"/>
         </w:rPr>
-        <w:t>Responsive Design, Progressive Web App, PWA, Offline Capabilities, Cross-Device Support, Performance Optimization, Code Reviews, Feature Development, Architecture</w:t>
+        <w:t>Responsive Design, PWA, Offline Capabilities, Cross-Device Support, Performance Optimization, Code Reviews, Feature Development</w:t>
       </w:r>
     </w:p>
     <w:p>
@@ -263,7 +263,7 @@
         <w:rPr>
           <w:sz w:val="20"/>
         </w:rPr>
-        <w:t>Shared Codebase, Debugging, Technical Discussions, Agile, Continuous Improvement, Product Thinking, Network Conditions, AI-assisted tools, Large-Scale Applications</w:t>
+        <w:t>Shared Codebase, Version Control, Debugging, Technical Discussions, Continuous Improvement, Product Thinking, Network Conditions, AI-assisted tools</w:t>
       </w:r>
     </w:p>
     <w:p>
@@ -313,7 +313,7 @@
         <w:rPr>
           <w:sz w:val="20"/>
         </w:rPr>
-        <w:t>Designed and implemented a prototype AI-powered tender scraping pipeline, automating tender discovery and processing.</w:t>
+        <w:t>Integrated SAP APIs with an internal Credit Control System, automating processes for OA and IT business units.</w:t>
       </w:r>
     </w:p>
     <w:p>
@@ -325,7 +325,7 @@
         <w:rPr>
           <w:sz w:val="20"/>
         </w:rPr>
-        <w:t>Integrated SAP APIs with an internal Credit Control System, creating a live, automated system for OA and IT business units.</w:t>
+        <w:t>Authored comprehensive System Design Documents (SDDs) for Application, Data, Integration, and Security Architecture.</w:t>
       </w:r>
     </w:p>
     <w:p>
@@ -337,7 +337,7 @@
         <w:rPr>
           <w:sz w:val="20"/>
         </w:rPr>
-        <w:t>Authored a Business Requirements Document (BRD) and System Design Document (SDD) to define and scope a client-facing product initiative.</w:t>
+        <w:t>Designed and implemented an AI-powered tender scraping pipeline, automating tender opportunity discovery and processing.</w:t>
       </w:r>
     </w:p>
     <w:p>
@@ -372,19 +372,7 @@
         <w:rPr>
           <w:sz w:val="20"/>
         </w:rPr>
-        <w:t>Generated difference-based captions for multimodal datasets, improving model accuracy through detailed annotations.</w:t>
-      </w:r>
-    </w:p>
-    <w:p>
-      <w:pPr>
-        <w:pStyle w:val="ListBullet"/>
-        <w:spacing w:before="0" w:after="20"/>
-      </w:pPr>
-      <w:r>
-        <w:rPr>
-          <w:sz w:val="20"/>
-        </w:rPr>
-        <w:t>Performed categorisation, bounding, and consistency checks to ensure high-quality training data for production AI models.</w:t>
+        <w:t>Improved AI model accuracy through difference-based captioning and multimodal dataset categorisation.</w:t>
       </w:r>
     </w:p>
     <w:p>
@@ -424,18 +412,6 @@
     </w:p>
     <w:p>
       <w:pPr>
-        <w:pStyle w:val="ListBullet"/>
-        <w:spacing w:before="0" w:after="20"/>
-      </w:pPr>
-      <w:r>
-        <w:rPr>
-          <w:sz w:val="20"/>
-        </w:rPr>
-        <w:t>Collaborated remotely to debug, enhance performance, and incorporate client feedback into web applications.</w:t>
-      </w:r>
-    </w:p>
-    <w:p>
-      <w:pPr>
         <w:spacing w:before="120" w:after="0"/>
       </w:pPr>
       <w:r>
@@ -466,7 +442,7 @@
         <w:rPr>
           <w:sz w:val="20"/>
         </w:rPr>
-        <w:t>Performed intent detection and utterance verification for health and agriculture AI systems, ensuring accurate and structured datasets.</w:t>
+        <w:t>Performed intent detection and utterance verification for health and agriculture AI systems, ensuring high-quality training data.</w:t>
       </w:r>
     </w:p>
     <w:p>
